--- a/backend/functional_changes_required.docx
+++ b/backend/functional_changes_required.docx
@@ -2,75 +2,6 @@
 <file path=word/document.xml><?xml version="1.0" encoding="utf-8"?>
 <w:document xmlns:wpc="http://schemas.microsoft.com/office/word/2010/wordprocessingCanvas" xmlns:cx="http://schemas.microsoft.com/office/drawing/2014/chartex" xmlns:cx1="http://schemas.microsoft.com/office/drawing/2015/9/8/chartex" xmlns:cx2="http://schemas.microsoft.com/office/drawing/2015/10/21/chartex" xmlns:cx3="http://schemas.microsoft.com/office/drawing/2016/5/9/chartex" xmlns:cx4="http://schemas.microsoft.com/office/drawing/2016/5/10/chartex" xmlns:cx5="http://schemas.microsoft.com/office/drawing/2016/5/11/chartex" xmlns:cx6="http://schemas.microsoft.com/office/drawing/2016/5/12/chartex" xmlns:cx7="http://schemas.microsoft.com/office/drawing/2016/5/13/chartex" xmlns:cx8="http://schemas.microsoft.com/office/drawing/2016/5/14/chartex" xmlns:mc="http://schemas.openxmlformats.org/markup-compatibility/2006" xmlns:aink="http://schemas.microsoft.com/office/drawing/2016/ink" xmlns:am3d="http://schemas.microsoft.com/office/drawing/2017/model3d" xmlns:o="urn:schemas-microsoft-com:office:office" xmlns:oel="http://schemas.microsoft.com/office/2019/extlst" xmlns:r="http://schemas.openxmlformats.org/officeDocument/2006/relationships" xmlns:m="http://schemas.openxmlformats.org/officeDocument/2006/math" xmlns:v="urn:schemas-microsoft-com:vml" xmlns:wp14="http://schemas.microsoft.com/office/word/2010/wordprocessingDrawing" xmlns:wp="http://schemas.openxmlformats.org/drawingml/2006/wordprocessingDrawing" xmlns:w10="urn:schemas-microsoft-com:office:word" xmlns:w="http://schemas.openxmlformats.org/wordprocessingml/2006/main" xmlns:w14="http://schemas.microsoft.com/office/word/2010/wordml" xmlns:w15="http://schemas.microsoft.com/office/word/2012/wordml" xmlns:w16cex="http://schemas.microsoft.com/office/word/2018/wordml/cex" xmlns:w16cid="http://schemas.microsoft.com/office/word/2016/wordml/cid" xmlns:w16="http://schemas.microsoft.com/office/word/2018/wordml" xmlns:w16du="http://schemas.microsoft.com/office/word/2023/wordml/word16du" xmlns:w16sdtdh="http://schemas.microsoft.com/office/word/2020/wordml/sdtdatahash" xmlns:w16sdtfl="http://schemas.microsoft.com/office/word/2024/wordml/sdtformatlock" xmlns:w16se="http://schemas.microsoft.com/office/word/2015/wordml/symex" xmlns:wpg="http://schemas.microsoft.com/office/word/2010/wordprocessingGroup" xmlns:wpi="http://schemas.microsoft.com/office/word/2010/wordprocessingInk" xmlns:wne="http://schemas.microsoft.com/office/word/2006/wordml" xmlns:wps="http://schemas.microsoft.com/office/word/2010/wordprocessingShape" mc:Ignorable="w14 w15 w16se w16cid w16 w16cex w16sdtdh w16sdtfl w16du wp14">
   <w:body>
-    <w:p>
-      <w:pPr>
-        <w:pStyle w:val="ListParagraph"/>
-        <w:numPr>
-          <w:ilvl w:val="0"/>
-          <w:numId w:val="1"/>
-        </w:numPr>
-      </w:pPr>
-      <w:r>
-        <w:t xml:space="preserve">Slight design tweak </w:t>
-      </w:r>
-    </w:p>
-    <w:p>
-      <w:pPr>
-        <w:pStyle w:val="ListParagraph"/>
-      </w:pPr>
-    </w:p>
-    <w:p>
-      <w:r>
-        <w:rPr>
-          <w:noProof/>
-        </w:rPr>
-        <w:drawing>
-          <wp:inline distT="0" distB="0" distL="0" distR="0" wp14:anchorId="1043047B" wp14:editId="4E0EFF6E">
-            <wp:extent cx="3257717" cy="2819545"/>
-            <wp:effectExtent l="0" t="0" r="0" b="0"/>
-            <wp:docPr id="1133808974" name="Picture 10"/>
-            <wp:cNvGraphicFramePr>
-              <a:graphicFrameLocks xmlns:a="http://schemas.openxmlformats.org/drawingml/2006/main" noChangeAspect="1"/>
-            </wp:cNvGraphicFramePr>
-            <a:graphic xmlns:a="http://schemas.openxmlformats.org/drawingml/2006/main">
-              <a:graphicData uri="http://schemas.openxmlformats.org/drawingml/2006/picture">
-                <pic:pic xmlns:pic="http://schemas.openxmlformats.org/drawingml/2006/picture">
-                  <pic:nvPicPr>
-                    <pic:cNvPr id="1133808974" name="Picture 1133808974"/>
-                    <pic:cNvPicPr/>
-                  </pic:nvPicPr>
-                  <pic:blipFill>
-                    <a:blip r:embed="rId5">
-                      <a:extLst>
-                        <a:ext uri="{28A0092B-C50C-407E-A947-70E740481C1C}">
-                          <a14:useLocalDpi xmlns:a14="http://schemas.microsoft.com/office/drawing/2010/main" val="0"/>
-                        </a:ext>
-                      </a:extLst>
-                    </a:blip>
-                    <a:stretch>
-                      <a:fillRect/>
-                    </a:stretch>
-                  </pic:blipFill>
-                  <pic:spPr>
-                    <a:xfrm>
-                      <a:off x="0" y="0"/>
-                      <a:ext cx="3257717" cy="2819545"/>
-                    </a:xfrm>
-                    <a:prstGeom prst="rect">
-                      <a:avLst/>
-                    </a:prstGeom>
-                  </pic:spPr>
-                </pic:pic>
-              </a:graphicData>
-            </a:graphic>
-          </wp:inline>
-        </w:drawing>
-      </w:r>
-      <w:r>
-        <w:br/>
-        <w:t>Instead of “Login with Google” write “View as Guest”</w:t>
-      </w:r>
-    </w:p>
     <w:p/>
     <w:p>
       <w:pPr>
@@ -111,7 +42,7 @@
                     <pic:cNvPicPr/>
                   </pic:nvPicPr>
                   <pic:blipFill>
-                    <a:blip r:embed="rId6">
+                    <a:blip r:embed="rId5">
                       <a:extLst>
                         <a:ext uri="{28A0092B-C50C-407E-A947-70E740481C1C}">
                           <a14:useLocalDpi xmlns:a14="http://schemas.microsoft.com/office/drawing/2010/main" val="0"/>
@@ -182,78 +113,6 @@
       </w:r>
     </w:p>
     <w:p/>
-    <w:p>
-      <w:pPr>
-        <w:pStyle w:val="ListParagraph"/>
-        <w:numPr>
-          <w:ilvl w:val="0"/>
-          <w:numId w:val="1"/>
-        </w:numPr>
-      </w:pPr>
-      <w:r>
-        <w:lastRenderedPageBreak/>
-        <w:t>Remove professor filter</w:t>
-      </w:r>
-    </w:p>
-    <w:p>
-      <w:pPr>
-        <w:pStyle w:val="ListParagraph"/>
-      </w:pPr>
-      <w:r>
-        <w:t>As our data is not unform in regards to prof name kindly remove the professor filter option</w:t>
-      </w:r>
-    </w:p>
-    <w:p>
-      <w:pPr>
-        <w:pStyle w:val="ListParagraph"/>
-      </w:pPr>
-      <w:r>
-        <w:rPr>
-          <w:noProof/>
-        </w:rPr>
-        <w:drawing>
-          <wp:inline distT="0" distB="0" distL="0" distR="0" wp14:anchorId="64951612" wp14:editId="359E5CD7">
-            <wp:extent cx="5391427" cy="692186"/>
-            <wp:effectExtent l="0" t="0" r="0" b="0"/>
-            <wp:docPr id="175789681" name="Picture 3"/>
-            <wp:cNvGraphicFramePr>
-              <a:graphicFrameLocks xmlns:a="http://schemas.openxmlformats.org/drawingml/2006/main" noChangeAspect="1"/>
-            </wp:cNvGraphicFramePr>
-            <a:graphic xmlns:a="http://schemas.openxmlformats.org/drawingml/2006/main">
-              <a:graphicData uri="http://schemas.openxmlformats.org/drawingml/2006/picture">
-                <pic:pic xmlns:pic="http://schemas.openxmlformats.org/drawingml/2006/picture">
-                  <pic:nvPicPr>
-                    <pic:cNvPr id="175789681" name="Picture 175789681"/>
-                    <pic:cNvPicPr/>
-                  </pic:nvPicPr>
-                  <pic:blipFill>
-                    <a:blip r:embed="rId7">
-                      <a:extLst>
-                        <a:ext uri="{28A0092B-C50C-407E-A947-70E740481C1C}">
-                          <a14:useLocalDpi xmlns:a14="http://schemas.microsoft.com/office/drawing/2010/main" val="0"/>
-                        </a:ext>
-                      </a:extLst>
-                    </a:blip>
-                    <a:stretch>
-                      <a:fillRect/>
-                    </a:stretch>
-                  </pic:blipFill>
-                  <pic:spPr>
-                    <a:xfrm>
-                      <a:off x="0" y="0"/>
-                      <a:ext cx="5391427" cy="692186"/>
-                    </a:xfrm>
-                    <a:prstGeom prst="rect">
-                      <a:avLst/>
-                    </a:prstGeom>
-                  </pic:spPr>
-                </pic:pic>
-              </a:graphicData>
-            </a:graphic>
-          </wp:inline>
-        </w:drawing>
-      </w:r>
-    </w:p>
     <w:p/>
     <w:p>
       <w:pPr>
@@ -295,7 +154,7 @@
                     <pic:cNvPicPr/>
                   </pic:nvPicPr>
                   <pic:blipFill>
-                    <a:blip r:embed="rId8">
+                    <a:blip r:embed="rId6">
                       <a:extLst>
                         <a:ext uri="{28A0092B-C50C-407E-A947-70E740481C1C}">
                           <a14:useLocalDpi xmlns:a14="http://schemas.microsoft.com/office/drawing/2010/main" val="0"/>
@@ -359,7 +218,7 @@
                     <pic:cNvPicPr/>
                   </pic:nvPicPr>
                   <pic:blipFill>
-                    <a:blip r:embed="rId9">
+                    <a:blip r:embed="rId7">
                       <a:extLst>
                         <a:ext uri="{28A0092B-C50C-407E-A947-70E740481C1C}">
                           <a14:useLocalDpi xmlns:a14="http://schemas.microsoft.com/office/drawing/2010/main" val="0"/>
@@ -394,6 +253,7 @@
         <w:rPr>
           <w:noProof/>
         </w:rPr>
+        <w:lastRenderedPageBreak/>
         <w:drawing>
           <wp:inline distT="0" distB="0" distL="0" distR="0" wp14:anchorId="5C729F2F" wp14:editId="67238158">
             <wp:extent cx="5731510" cy="689610"/>
@@ -410,7 +270,7 @@
                     <pic:cNvPicPr/>
                   </pic:nvPicPr>
                   <pic:blipFill>
-                    <a:blip r:embed="rId10">
+                    <a:blip r:embed="rId8">
                       <a:extLst>
                         <a:ext uri="{28A0092B-C50C-407E-A947-70E740481C1C}">
                           <a14:useLocalDpi xmlns:a14="http://schemas.microsoft.com/office/drawing/2010/main" val="0"/>
@@ -468,78 +328,15 @@
         </w:numPr>
       </w:pPr>
       <w:r>
-        <w:t xml:space="preserve">Keep grade obtained in post feedback a compulsory field , </w:t>
+        <w:t xml:space="preserve">When you add a resource, if the </w:t>
       </w:r>
       <w:proofErr w:type="spellStart"/>
       <w:r>
-        <w:t>iwas</w:t>
+        <w:t>url</w:t>
       </w:r>
       <w:proofErr w:type="spellEnd"/>
       <w:r>
-        <w:t xml:space="preserve"> able to submit feedback without selecting a grade</w:t>
-      </w:r>
-    </w:p>
-    <w:p>
-      <w:pPr>
-        <w:pStyle w:val="ListParagraph"/>
-      </w:pPr>
-      <w:r>
-        <w:rPr>
-          <w:noProof/>
-        </w:rPr>
-        <w:drawing>
-          <wp:inline distT="0" distB="0" distL="0" distR="0" wp14:anchorId="2DD24786" wp14:editId="06A5E665">
-            <wp:extent cx="4883401" cy="1371670"/>
-            <wp:effectExtent l="0" t="0" r="0" b="0"/>
-            <wp:docPr id="743059544" name="Picture 7"/>
-            <wp:cNvGraphicFramePr>
-              <a:graphicFrameLocks xmlns:a="http://schemas.openxmlformats.org/drawingml/2006/main" noChangeAspect="1"/>
-            </wp:cNvGraphicFramePr>
-            <a:graphic xmlns:a="http://schemas.openxmlformats.org/drawingml/2006/main">
-              <a:graphicData uri="http://schemas.openxmlformats.org/drawingml/2006/picture">
-                <pic:pic xmlns:pic="http://schemas.openxmlformats.org/drawingml/2006/picture">
-                  <pic:nvPicPr>
-                    <pic:cNvPr id="743059544" name="Picture 743059544"/>
-                    <pic:cNvPicPr/>
-                  </pic:nvPicPr>
-                  <pic:blipFill>
-                    <a:blip r:embed="rId11">
-                      <a:extLst>
-                        <a:ext uri="{28A0092B-C50C-407E-A947-70E740481C1C}">
-                          <a14:useLocalDpi xmlns:a14="http://schemas.microsoft.com/office/drawing/2010/main" val="0"/>
-                        </a:ext>
-                      </a:extLst>
-                    </a:blip>
-                    <a:stretch>
-                      <a:fillRect/>
-                    </a:stretch>
-                  </pic:blipFill>
-                  <pic:spPr>
-                    <a:xfrm>
-                      <a:off x="0" y="0"/>
-                      <a:ext cx="4883401" cy="1371670"/>
-                    </a:xfrm>
-                    <a:prstGeom prst="rect">
-                      <a:avLst/>
-                    </a:prstGeom>
-                  </pic:spPr>
-                </pic:pic>
-              </a:graphicData>
-            </a:graphic>
-          </wp:inline>
-        </w:drawing>
-      </w:r>
-    </w:p>
-    <w:p>
-      <w:pPr>
-        <w:pStyle w:val="ListParagraph"/>
-        <w:numPr>
-          <w:ilvl w:val="0"/>
-          <w:numId w:val="1"/>
-        </w:numPr>
-      </w:pPr>
-      <w:r>
-        <w:t xml:space="preserve">When you add a resource, if the </w:t>
+        <w:t xml:space="preserve"> is invalid the system does not register it and the resource is not added , however no error screen is shown indicating that the </w:t>
       </w:r>
       <w:proofErr w:type="spellStart"/>
       <w:r>
@@ -547,14 +344,6 @@
       </w:r>
       <w:proofErr w:type="spellEnd"/>
       <w:r>
-        <w:t xml:space="preserve"> is invalid the system does not register it and the resource is not added , however no error screen is shown indicating that the </w:t>
-      </w:r>
-      <w:proofErr w:type="spellStart"/>
-      <w:r>
-        <w:t>url</w:t>
-      </w:r>
-      <w:proofErr w:type="spellEnd"/>
-      <w:r>
         <w:t xml:space="preserve"> is incorrect , the user might not understand it</w:t>
       </w:r>
       <w:r>
@@ -562,9 +351,6 @@
       </w:r>
       <w:r>
         <w:br/>
-      </w:r>
-      <w:r>
-        <w:lastRenderedPageBreak/>
         <w:t xml:space="preserve">- if the </w:t>
       </w:r>
       <w:proofErr w:type="spellStart"/>
@@ -606,7 +392,7 @@
                     <pic:cNvPicPr/>
                   </pic:nvPicPr>
                   <pic:blipFill>
-                    <a:blip r:embed="rId12">
+                    <a:blip r:embed="rId9">
                       <a:extLst>
                         <a:ext uri="{28A0092B-C50C-407E-A947-70E740481C1C}">
                           <a14:useLocalDpi xmlns:a14="http://schemas.microsoft.com/office/drawing/2010/main" val="0"/>
@@ -634,6 +420,14 @@
       </w:r>
     </w:p>
     <w:p/>
+    <w:p/>
+    <w:p>
+      <w:pPr>
+        <w:pStyle w:val="ListParagraph"/>
+      </w:pPr>
+    </w:p>
+    <w:p/>
+    <w:p/>
     <w:p>
       <w:pPr>
         <w:pStyle w:val="ListParagraph"/>
@@ -643,270 +437,23 @@
         </w:numPr>
       </w:pPr>
       <w:r>
-        <w:t>Slight display tweak -</w:t>
+        <w:t>Finishing touches ( Display changes)</w:t>
       </w:r>
       <w:r>
         <w:br/>
-        <w:t>In edit profile name the field as “Display Name” instead of “Full Name”</w:t>
-      </w:r>
-      <w:r>
-        <w:br/>
-      </w:r>
-      <w:r>
-        <w:rPr>
-          <w:noProof/>
-        </w:rPr>
-        <w:drawing>
-          <wp:inline distT="0" distB="0" distL="0" distR="0" wp14:anchorId="6DC3082E" wp14:editId="2A759734">
-            <wp:extent cx="5423179" cy="2184512"/>
-            <wp:effectExtent l="0" t="0" r="6350" b="6350"/>
-            <wp:docPr id="338046477" name="Picture 9"/>
-            <wp:cNvGraphicFramePr>
-              <a:graphicFrameLocks xmlns:a="http://schemas.openxmlformats.org/drawingml/2006/main" noChangeAspect="1"/>
-            </wp:cNvGraphicFramePr>
-            <a:graphic xmlns:a="http://schemas.openxmlformats.org/drawingml/2006/main">
-              <a:graphicData uri="http://schemas.openxmlformats.org/drawingml/2006/picture">
-                <pic:pic xmlns:pic="http://schemas.openxmlformats.org/drawingml/2006/picture">
-                  <pic:nvPicPr>
-                    <pic:cNvPr id="338046477" name="Picture 338046477"/>
-                    <pic:cNvPicPr/>
-                  </pic:nvPicPr>
-                  <pic:blipFill>
-                    <a:blip r:embed="rId13">
-                      <a:extLst>
-                        <a:ext uri="{28A0092B-C50C-407E-A947-70E740481C1C}">
-                          <a14:useLocalDpi xmlns:a14="http://schemas.microsoft.com/office/drawing/2010/main" val="0"/>
-                        </a:ext>
-                      </a:extLst>
-                    </a:blip>
-                    <a:stretch>
-                      <a:fillRect/>
-                    </a:stretch>
-                  </pic:blipFill>
-                  <pic:spPr>
-                    <a:xfrm>
-                      <a:off x="0" y="0"/>
-                      <a:ext cx="5423179" cy="2184512"/>
-                    </a:xfrm>
-                    <a:prstGeom prst="rect">
-                      <a:avLst/>
-                    </a:prstGeom>
-                  </pic:spPr>
-                </pic:pic>
-              </a:graphicData>
-            </a:graphic>
-          </wp:inline>
-        </w:drawing>
-      </w:r>
-    </w:p>
-    <w:p>
-      <w:pPr>
-        <w:pStyle w:val="ListParagraph"/>
-      </w:pPr>
-    </w:p>
-    <w:p/>
-    <w:p>
-      <w:pPr>
-        <w:pStyle w:val="ListParagraph"/>
-        <w:numPr>
-          <w:ilvl w:val="0"/>
-          <w:numId w:val="1"/>
-        </w:numPr>
-      </w:pPr>
-      <w:r>
-        <w:t>Design tweak -</w:t>
-      </w:r>
-      <w:r>
-        <w:br/>
-        <w:t>Merge the Contact page and About page</w:t>
-      </w:r>
-      <w:r>
-        <w:br/>
-        <w:t xml:space="preserve">(Basically delete the contact page and use the contact page developer cards hyperlinks (email/ git/ </w:t>
-      </w:r>
-      <w:proofErr w:type="spellStart"/>
-      <w:r>
-        <w:t>linkedin</w:t>
-      </w:r>
-      <w:proofErr w:type="spellEnd"/>
-      <w:r>
-        <w:t>) on the about page instead)</w:t>
-      </w:r>
-      <w:r>
-        <w:br/>
-      </w:r>
-      <w:r>
-        <w:lastRenderedPageBreak/>
-        <w:br/>
-      </w:r>
-      <w:r>
-        <w:rPr>
-          <w:noProof/>
-        </w:rPr>
-        <w:drawing>
-          <wp:inline distT="0" distB="0" distL="0" distR="0" wp14:anchorId="016AA7BE" wp14:editId="5306FC69">
-            <wp:extent cx="5731510" cy="1006475"/>
-            <wp:effectExtent l="0" t="0" r="2540" b="3175"/>
-            <wp:docPr id="336905038" name="Picture 11"/>
-            <wp:cNvGraphicFramePr>
-              <a:graphicFrameLocks xmlns:a="http://schemas.openxmlformats.org/drawingml/2006/main" noChangeAspect="1"/>
-            </wp:cNvGraphicFramePr>
-            <a:graphic xmlns:a="http://schemas.openxmlformats.org/drawingml/2006/main">
-              <a:graphicData uri="http://schemas.openxmlformats.org/drawingml/2006/picture">
-                <pic:pic xmlns:pic="http://schemas.openxmlformats.org/drawingml/2006/picture">
-                  <pic:nvPicPr>
-                    <pic:cNvPr id="336905038" name="Picture 336905038"/>
-                    <pic:cNvPicPr/>
-                  </pic:nvPicPr>
-                  <pic:blipFill>
-                    <a:blip r:embed="rId14" cstate="print">
-                      <a:extLst>
-                        <a:ext uri="{28A0092B-C50C-407E-A947-70E740481C1C}">
-                          <a14:useLocalDpi xmlns:a14="http://schemas.microsoft.com/office/drawing/2010/main" val="0"/>
-                        </a:ext>
-                      </a:extLst>
-                    </a:blip>
-                    <a:stretch>
-                      <a:fillRect/>
-                    </a:stretch>
-                  </pic:blipFill>
-                  <pic:spPr>
-                    <a:xfrm>
-                      <a:off x="0" y="0"/>
-                      <a:ext cx="5731510" cy="1006475"/>
-                    </a:xfrm>
-                    <a:prstGeom prst="rect">
-                      <a:avLst/>
-                    </a:prstGeom>
-                  </pic:spPr>
-                </pic:pic>
-              </a:graphicData>
-            </a:graphic>
-          </wp:inline>
-        </w:drawing>
-      </w:r>
-    </w:p>
-    <w:p>
-      <w:pPr>
-        <w:pStyle w:val="ListParagraph"/>
-      </w:pPr>
-    </w:p>
-    <w:p>
-      <w:pPr>
-        <w:pStyle w:val="ListParagraph"/>
-      </w:pPr>
-      <w:r>
-        <w:rPr>
-          <w:noProof/>
-        </w:rPr>
-        <w:drawing>
-          <wp:inline distT="0" distB="0" distL="0" distR="0" wp14:anchorId="75DCE5A9" wp14:editId="07C21D84">
-            <wp:extent cx="5731510" cy="1605280"/>
-            <wp:effectExtent l="0" t="0" r="2540" b="0"/>
-            <wp:docPr id="90823685" name="Picture 12"/>
-            <wp:cNvGraphicFramePr>
-              <a:graphicFrameLocks xmlns:a="http://schemas.openxmlformats.org/drawingml/2006/main" noChangeAspect="1"/>
-            </wp:cNvGraphicFramePr>
-            <a:graphic xmlns:a="http://schemas.openxmlformats.org/drawingml/2006/main">
-              <a:graphicData uri="http://schemas.openxmlformats.org/drawingml/2006/picture">
-                <pic:pic xmlns:pic="http://schemas.openxmlformats.org/drawingml/2006/picture">
-                  <pic:nvPicPr>
-                    <pic:cNvPr id="90823685" name="Picture 90823685"/>
-                    <pic:cNvPicPr/>
-                  </pic:nvPicPr>
-                  <pic:blipFill>
-                    <a:blip r:embed="rId15">
-                      <a:extLst>
-                        <a:ext uri="{28A0092B-C50C-407E-A947-70E740481C1C}">
-                          <a14:useLocalDpi xmlns:a14="http://schemas.microsoft.com/office/drawing/2010/main" val="0"/>
-                        </a:ext>
-                      </a:extLst>
-                    </a:blip>
-                    <a:stretch>
-                      <a:fillRect/>
-                    </a:stretch>
-                  </pic:blipFill>
-                  <pic:spPr>
-                    <a:xfrm>
-                      <a:off x="0" y="0"/>
-                      <a:ext cx="5731510" cy="1605280"/>
-                    </a:xfrm>
-                    <a:prstGeom prst="rect">
-                      <a:avLst/>
-                    </a:prstGeom>
-                  </pic:spPr>
-                </pic:pic>
-              </a:graphicData>
-            </a:graphic>
-          </wp:inline>
-        </w:drawing>
-      </w:r>
-    </w:p>
-    <w:p>
-      <w:pPr>
-        <w:pStyle w:val="ListParagraph"/>
-      </w:pPr>
-      <w:r>
-        <w:t>Add the hyperlinks to this and also add an image placeholder where our photos will go</w:t>
-      </w:r>
-    </w:p>
-    <w:p>
-      <w:pPr>
-        <w:pStyle w:val="ListParagraph"/>
-      </w:pPr>
-    </w:p>
-    <w:p>
-      <w:pPr>
-        <w:pStyle w:val="ListParagraph"/>
-      </w:pPr>
-      <w:r>
-        <w:t xml:space="preserve">And  add tech stack used </w:t>
-      </w:r>
-      <w:r>
-        <w:br/>
-        <w:t>“Backend developer</w:t>
-      </w:r>
-      <w:r>
-        <w:br/>
-        <w:t>Tech Stack used = Django REST Framework + PostgreSQL “</w:t>
-      </w:r>
-    </w:p>
-    <w:p>
-      <w:pPr>
-        <w:pStyle w:val="ListParagraph"/>
-      </w:pPr>
-    </w:p>
-    <w:p>
-      <w:pPr>
-        <w:pStyle w:val="ListParagraph"/>
-      </w:pPr>
-      <w:r>
-        <w:t xml:space="preserve">And for you it will be next </w:t>
-      </w:r>
-      <w:proofErr w:type="spellStart"/>
-      <w:r>
-        <w:t>js</w:t>
-      </w:r>
-      <w:proofErr w:type="spellEnd"/>
-      <w:r>
-        <w:t xml:space="preserve"> I assume</w:t>
-      </w:r>
-    </w:p>
-    <w:p/>
-    <w:p>
-      <w:pPr>
-        <w:pStyle w:val="ListParagraph"/>
-        <w:numPr>
-          <w:ilvl w:val="0"/>
-          <w:numId w:val="1"/>
-        </w:numPr>
-      </w:pPr>
-      <w:r>
-        <w:t>Finishing touches ( Display changes)</w:t>
-      </w:r>
-      <w:r>
-        <w:br/>
-      </w:r>
+      </w:r>
+    </w:p>
+    <w:p>
+      <w:pPr>
+        <w:pStyle w:val="ListParagraph"/>
+        <w:ind w:left="709" w:firstLine="371"/>
+      </w:pPr>
+    </w:p>
+    <w:p>
+      <w:pPr>
+        <w:pStyle w:val="ListParagraph"/>
+        <w:ind w:left="709" w:firstLine="371"/>
+      </w:pPr>
     </w:p>
     <w:p>
       <w:pPr>
@@ -915,95 +462,15 @@
           <w:ilvl w:val="0"/>
           <w:numId w:val="2"/>
         </w:numPr>
-        <w:ind w:left="709" w:firstLine="371"/>
-      </w:pPr>
-      <w:r>
-        <w:t xml:space="preserve">Change the name of Website to “IIT </w:t>
-      </w:r>
-      <w:proofErr w:type="spellStart"/>
-      <w:r>
-        <w:t>Bhilai</w:t>
-      </w:r>
-      <w:proofErr w:type="spellEnd"/>
-      <w:r>
-        <w:t xml:space="preserve"> Student Forum” everywhere</w:t>
-      </w:r>
-    </w:p>
-    <w:p>
-      <w:pPr>
-        <w:pStyle w:val="ListParagraph"/>
-        <w:ind w:left="709" w:firstLine="371"/>
-      </w:pPr>
-      <w:r>
-        <w:rPr>
-          <w:noProof/>
-        </w:rPr>
-        <w:drawing>
-          <wp:inline distT="0" distB="0" distL="0" distR="0" wp14:anchorId="7964611C" wp14:editId="5EA4B385">
-            <wp:extent cx="1682836" cy="412771"/>
-            <wp:effectExtent l="0" t="0" r="0" b="6350"/>
-            <wp:docPr id="982344643" name="Picture 13"/>
-            <wp:cNvGraphicFramePr>
-              <a:graphicFrameLocks xmlns:a="http://schemas.openxmlformats.org/drawingml/2006/main" noChangeAspect="1"/>
-            </wp:cNvGraphicFramePr>
-            <a:graphic xmlns:a="http://schemas.openxmlformats.org/drawingml/2006/main">
-              <a:graphicData uri="http://schemas.openxmlformats.org/drawingml/2006/picture">
-                <pic:pic xmlns:pic="http://schemas.openxmlformats.org/drawingml/2006/picture">
-                  <pic:nvPicPr>
-                    <pic:cNvPr id="982344643" name="Picture 982344643"/>
-                    <pic:cNvPicPr/>
-                  </pic:nvPicPr>
-                  <pic:blipFill>
-                    <a:blip r:embed="rId16">
-                      <a:extLst>
-                        <a:ext uri="{28A0092B-C50C-407E-A947-70E740481C1C}">
-                          <a14:useLocalDpi xmlns:a14="http://schemas.microsoft.com/office/drawing/2010/main" val="0"/>
-                        </a:ext>
-                      </a:extLst>
-                    </a:blip>
-                    <a:stretch>
-                      <a:fillRect/>
-                    </a:stretch>
-                  </pic:blipFill>
-                  <pic:spPr>
-                    <a:xfrm>
-                      <a:off x="0" y="0"/>
-                      <a:ext cx="1682836" cy="412771"/>
-                    </a:xfrm>
-                    <a:prstGeom prst="rect">
-                      <a:avLst/>
-                    </a:prstGeom>
-                  </pic:spPr>
-                </pic:pic>
-              </a:graphicData>
-            </a:graphic>
-          </wp:inline>
-        </w:drawing>
-      </w:r>
-    </w:p>
-    <w:p>
-      <w:pPr>
-        <w:pStyle w:val="ListParagraph"/>
-        <w:ind w:left="709" w:firstLine="371"/>
-      </w:pPr>
-    </w:p>
-    <w:p>
-      <w:pPr>
-        <w:pStyle w:val="ListParagraph"/>
-        <w:numPr>
-          <w:ilvl w:val="0"/>
-          <w:numId w:val="2"/>
-        </w:numPr>
-        <w:ind w:left="709" w:firstLine="371"/>
-      </w:pPr>
-      <w:r>
-        <w:t>Edit the text on Home page</w:t>
-      </w:r>
-    </w:p>
-    <w:p>
-      <w:pPr>
-        <w:pStyle w:val="ListParagraph"/>
-        <w:ind w:left="709" w:firstLine="371"/>
+      </w:pPr>
+      <w:r>
+        <w:t>Edit text of about page</w:t>
+      </w:r>
+    </w:p>
+    <w:p>
+      <w:pPr>
+        <w:pStyle w:val="ListParagraph"/>
+        <w:ind w:left="1440"/>
       </w:pPr>
       <w:r>
         <w:rPr>
@@ -1011,156 +478,7 @@
         </w:rPr>
         <w:lastRenderedPageBreak/>
         <w:drawing>
-          <wp:inline distT="0" distB="0" distL="0" distR="0" wp14:anchorId="73357BA0" wp14:editId="3B630255">
-            <wp:extent cx="4912360" cy="3158257"/>
-            <wp:effectExtent l="0" t="0" r="2540" b="4445"/>
-            <wp:docPr id="1068963129" name="Picture 14"/>
-            <wp:cNvGraphicFramePr>
-              <a:graphicFrameLocks xmlns:a="http://schemas.openxmlformats.org/drawingml/2006/main" noChangeAspect="1"/>
-            </wp:cNvGraphicFramePr>
-            <a:graphic xmlns:a="http://schemas.openxmlformats.org/drawingml/2006/main">
-              <a:graphicData uri="http://schemas.openxmlformats.org/drawingml/2006/picture">
-                <pic:pic xmlns:pic="http://schemas.openxmlformats.org/drawingml/2006/picture">
-                  <pic:nvPicPr>
-                    <pic:cNvPr id="1068963129" name="Picture 1068963129"/>
-                    <pic:cNvPicPr/>
-                  </pic:nvPicPr>
-                  <pic:blipFill>
-                    <a:blip r:embed="rId17" cstate="print">
-                      <a:extLst>
-                        <a:ext uri="{28A0092B-C50C-407E-A947-70E740481C1C}">
-                          <a14:useLocalDpi xmlns:a14="http://schemas.microsoft.com/office/drawing/2010/main" val="0"/>
-                        </a:ext>
-                      </a:extLst>
-                    </a:blip>
-                    <a:stretch>
-                      <a:fillRect/>
-                    </a:stretch>
-                  </pic:blipFill>
-                  <pic:spPr>
-                    <a:xfrm>
-                      <a:off x="0" y="0"/>
-                      <a:ext cx="4913332" cy="3158882"/>
-                    </a:xfrm>
-                    <a:prstGeom prst="rect">
-                      <a:avLst/>
-                    </a:prstGeom>
-                  </pic:spPr>
-                </pic:pic>
-              </a:graphicData>
-            </a:graphic>
-          </wp:inline>
-        </w:drawing>
-      </w:r>
-    </w:p>
-    <w:p>
-      <w:pPr>
-        <w:pStyle w:val="ListParagraph"/>
-        <w:ind w:left="709" w:firstLine="371"/>
-      </w:pPr>
-    </w:p>
-    <w:p>
-      <w:pPr>
-        <w:pStyle w:val="ListParagraph"/>
-        <w:ind w:left="709" w:firstLine="371"/>
-      </w:pPr>
-      <w:r>
-        <w:t>Delete the line below “Welcome”</w:t>
-      </w:r>
-      <w:r>
-        <w:t xml:space="preserve"> and write –“</w:t>
-      </w:r>
-      <w:r>
-        <w:t>Real student voices, real course insights — all in one place.</w:t>
-      </w:r>
-      <w:r>
-        <w:t>”</w:t>
-      </w:r>
-      <w:r>
-        <w:br/>
-      </w:r>
-    </w:p>
-    <w:p>
-      <w:pPr>
-        <w:pStyle w:val="ListParagraph"/>
-        <w:ind w:left="709" w:firstLine="371"/>
-      </w:pPr>
-      <w:r>
-        <w:t>The contact card will be removed now that contact page is supposed to be deleted</w:t>
-      </w:r>
-    </w:p>
-    <w:p>
-      <w:pPr>
-        <w:pStyle w:val="ListParagraph"/>
-        <w:ind w:left="709" w:firstLine="371"/>
-      </w:pPr>
-    </w:p>
-    <w:p>
-      <w:pPr>
-        <w:pStyle w:val="ListParagraph"/>
-        <w:ind w:left="709" w:firstLine="371"/>
-      </w:pPr>
-      <w:r>
-        <w:t>In the text of “Courses card” write – “Explore courses registered on the platform”</w:t>
-      </w:r>
-      <w:r>
-        <w:br/>
-      </w:r>
-    </w:p>
-    <w:p>
-      <w:pPr>
-        <w:pStyle w:val="ListParagraph"/>
-        <w:ind w:left="709" w:firstLine="371"/>
-      </w:pPr>
-      <w:r>
-        <w:t>“Analytics card” write – “View website statistics”</w:t>
-      </w:r>
-    </w:p>
-    <w:p>
-      <w:pPr>
-        <w:pStyle w:val="ListParagraph"/>
-        <w:ind w:left="709" w:firstLine="371"/>
-      </w:pPr>
-      <w:r>
-        <w:t>“About” card – “Get to know our purpose and meet the development team”</w:t>
-      </w:r>
-    </w:p>
-    <w:p>
-      <w:pPr>
-        <w:pStyle w:val="ListParagraph"/>
-        <w:ind w:left="709" w:firstLine="371"/>
-      </w:pPr>
-    </w:p>
-    <w:p>
-      <w:pPr>
-        <w:pStyle w:val="ListParagraph"/>
-        <w:ind w:left="709" w:firstLine="371"/>
-      </w:pPr>
-    </w:p>
-    <w:p>
-      <w:pPr>
-        <w:pStyle w:val="ListParagraph"/>
-        <w:numPr>
-          <w:ilvl w:val="0"/>
-          <w:numId w:val="2"/>
-        </w:numPr>
-      </w:pPr>
-      <w:r>
-        <w:t>Edit text of about page</w:t>
-      </w:r>
-    </w:p>
-    <w:p>
-      <w:pPr>
-        <w:pStyle w:val="ListParagraph"/>
-        <w:ind w:left="1440"/>
-      </w:pPr>
-      <w:r>
-        <w:rPr>
-          <w:noProof/>
-        </w:rPr>
-        <w:lastRenderedPageBreak/>
-        <w:drawing>
-          <wp:inline distT="0" distB="0" distL="0" distR="0" wp14:anchorId="0F9924D9" wp14:editId="45630FEC">
+          <wp:inline distT="0" distB="0" distL="0" distR="0" wp14:anchorId="0F9924D9" wp14:editId="7658713E">
             <wp:extent cx="5070607" cy="4975667"/>
             <wp:effectExtent l="0" t="0" r="0" b="0"/>
             <wp:docPr id="1332281796" name="Picture 15"/>
@@ -1175,7 +493,7 @@
                     <pic:cNvPicPr/>
                   </pic:nvPicPr>
                   <pic:blipFill>
-                    <a:blip r:embed="rId18" cstate="print">
+                    <a:blip r:embed="rId10" cstate="print">
                       <a:extLst>
                         <a:ext uri="{28A0092B-C50C-407E-A947-70E740481C1C}">
                           <a14:useLocalDpi xmlns:a14="http://schemas.microsoft.com/office/drawing/2010/main" val="0"/>
@@ -1200,25 +518,6 @@
             </a:graphic>
           </wp:inline>
         </w:drawing>
-      </w:r>
-    </w:p>
-    <w:p>
-      <w:pPr>
-        <w:pStyle w:val="ListParagraph"/>
-        <w:ind w:left="1440"/>
-      </w:pPr>
-      <w:r>
-        <w:t>Below the website name write -</w:t>
-      </w:r>
-      <w:r>
-        <w:br/>
-        <w:t>“</w:t>
-      </w:r>
-      <w:r>
-        <w:t>Helping students make smarter course choices through shared feedback and resources.</w:t>
-      </w:r>
-      <w:r>
-        <w:t>” As our tagline</w:t>
       </w:r>
     </w:p>
     <w:p>
@@ -2090,6 +1389,7 @@
   <w:style w:type="character" w:default="1" w:styleId="DefaultParagraphFont">
     <w:name w:val="Default Paragraph Font"/>
     <w:uiPriority w:val="1"/>
+    <w:semiHidden/>
     <w:unhideWhenUsed/>
   </w:style>
   <w:style w:type="table" w:default="1" w:styleId="TableNormal">

--- a/backend/functional_changes_required.docx
+++ b/backend/functional_changes_required.docx
@@ -113,7 +113,6 @@
       </w:r>
     </w:p>
     <w:p/>
-    <w:p/>
     <w:p>
       <w:pPr>
         <w:pStyle w:val="ListParagraph"/>
@@ -123,234 +122,32 @@
         </w:numPr>
       </w:pPr>
       <w:r>
-        <w:t>The downvote tracking issue has not been solved</w:t>
+        <w:t xml:space="preserve">When you add a resource, if the </w:t>
+      </w:r>
+      <w:proofErr w:type="spellStart"/>
+      <w:r>
+        <w:t>url</w:t>
+      </w:r>
+      <w:proofErr w:type="spellEnd"/>
+      <w:r>
+        <w:t xml:space="preserve"> is invalid the system does not register it and the resource is not added , however no error screen is shown indicating that the </w:t>
+      </w:r>
+      <w:proofErr w:type="spellStart"/>
+      <w:r>
+        <w:t>url</w:t>
+      </w:r>
+      <w:proofErr w:type="spellEnd"/>
+      <w:r>
+        <w:t xml:space="preserve"> is incorrect , the user might not understand it</w:t>
       </w:r>
       <w:r>
         <w:br/>
-        <w:t>(After you reload the tracking is lost)</w:t>
-      </w:r>
-    </w:p>
-    <w:p>
-      <w:pPr>
-        <w:pStyle w:val="ListParagraph"/>
-      </w:pPr>
-      <w:r>
-        <w:rPr>
-          <w:noProof/>
-        </w:rPr>
-        <w:drawing>
-          <wp:inline distT="0" distB="0" distL="0" distR="0" wp14:anchorId="720D1F11" wp14:editId="61C8790A">
-            <wp:extent cx="5731510" cy="1315720"/>
-            <wp:effectExtent l="0" t="0" r="2540" b="0"/>
-            <wp:docPr id="1758347327" name="Picture 4"/>
-            <wp:cNvGraphicFramePr>
-              <a:graphicFrameLocks xmlns:a="http://schemas.openxmlformats.org/drawingml/2006/main" noChangeAspect="1"/>
-            </wp:cNvGraphicFramePr>
-            <a:graphic xmlns:a="http://schemas.openxmlformats.org/drawingml/2006/main">
-              <a:graphicData uri="http://schemas.openxmlformats.org/drawingml/2006/picture">
-                <pic:pic xmlns:pic="http://schemas.openxmlformats.org/drawingml/2006/picture">
-                  <pic:nvPicPr>
-                    <pic:cNvPr id="1758347327" name="Picture 1758347327"/>
-                    <pic:cNvPicPr/>
-                  </pic:nvPicPr>
-                  <pic:blipFill>
-                    <a:blip r:embed="rId6">
-                      <a:extLst>
-                        <a:ext uri="{28A0092B-C50C-407E-A947-70E740481C1C}">
-                          <a14:useLocalDpi xmlns:a14="http://schemas.microsoft.com/office/drawing/2010/main" val="0"/>
-                        </a:ext>
-                      </a:extLst>
-                    </a:blip>
-                    <a:stretch>
-                      <a:fillRect/>
-                    </a:stretch>
-                  </pic:blipFill>
-                  <pic:spPr>
-                    <a:xfrm>
-                      <a:off x="0" y="0"/>
-                      <a:ext cx="5731510" cy="1315720"/>
-                    </a:xfrm>
-                    <a:prstGeom prst="rect">
-                      <a:avLst/>
-                    </a:prstGeom>
-                  </pic:spPr>
-                </pic:pic>
-              </a:graphicData>
-            </a:graphic>
-          </wp:inline>
-        </w:drawing>
-      </w:r>
-    </w:p>
-    <w:p>
-      <w:pPr>
-        <w:pStyle w:val="ListParagraph"/>
-      </w:pPr>
-    </w:p>
-    <w:p>
-      <w:pPr>
-        <w:pStyle w:val="ListParagraph"/>
-      </w:pPr>
-      <w:r>
-        <w:t>After reloading</w:t>
-      </w:r>
-    </w:p>
-    <w:p>
-      <w:pPr>
-        <w:pStyle w:val="ListParagraph"/>
-      </w:pPr>
-      <w:r>
-        <w:rPr>
-          <w:noProof/>
-        </w:rPr>
-        <w:drawing>
-          <wp:inline distT="0" distB="0" distL="0" distR="0" wp14:anchorId="4C099CDD" wp14:editId="57602900">
-            <wp:extent cx="5731510" cy="701675"/>
-            <wp:effectExtent l="0" t="0" r="2540" b="3175"/>
-            <wp:docPr id="2033447613" name="Picture 5"/>
-            <wp:cNvGraphicFramePr>
-              <a:graphicFrameLocks xmlns:a="http://schemas.openxmlformats.org/drawingml/2006/main" noChangeAspect="1"/>
-            </wp:cNvGraphicFramePr>
-            <a:graphic xmlns:a="http://schemas.openxmlformats.org/drawingml/2006/main">
-              <a:graphicData uri="http://schemas.openxmlformats.org/drawingml/2006/picture">
-                <pic:pic xmlns:pic="http://schemas.openxmlformats.org/drawingml/2006/picture">
-                  <pic:nvPicPr>
-                    <pic:cNvPr id="2033447613" name="Picture 2033447613"/>
-                    <pic:cNvPicPr/>
-                  </pic:nvPicPr>
-                  <pic:blipFill>
-                    <a:blip r:embed="rId7">
-                      <a:extLst>
-                        <a:ext uri="{28A0092B-C50C-407E-A947-70E740481C1C}">
-                          <a14:useLocalDpi xmlns:a14="http://schemas.microsoft.com/office/drawing/2010/main" val="0"/>
-                        </a:ext>
-                      </a:extLst>
-                    </a:blip>
-                    <a:stretch>
-                      <a:fillRect/>
-                    </a:stretch>
-                  </pic:blipFill>
-                  <pic:spPr>
-                    <a:xfrm>
-                      <a:off x="0" y="0"/>
-                      <a:ext cx="5731510" cy="701675"/>
-                    </a:xfrm>
-                    <a:prstGeom prst="rect">
-                      <a:avLst/>
-                    </a:prstGeom>
-                  </pic:spPr>
-                </pic:pic>
-              </a:graphicData>
-            </a:graphic>
-          </wp:inline>
-        </w:drawing>
-      </w:r>
-    </w:p>
-    <w:p>
-      <w:pPr>
-        <w:pStyle w:val="ListParagraph"/>
-      </w:pPr>
-      <w:r>
-        <w:rPr>
-          <w:noProof/>
-        </w:rPr>
+      </w:r>
+      <w:r>
+        <w:br/>
+      </w:r>
+      <w:r>
         <w:lastRenderedPageBreak/>
-        <w:drawing>
-          <wp:inline distT="0" distB="0" distL="0" distR="0" wp14:anchorId="5C729F2F" wp14:editId="67238158">
-            <wp:extent cx="5731510" cy="689610"/>
-            <wp:effectExtent l="0" t="0" r="2540" b="0"/>
-            <wp:docPr id="612666242" name="Picture 6"/>
-            <wp:cNvGraphicFramePr>
-              <a:graphicFrameLocks xmlns:a="http://schemas.openxmlformats.org/drawingml/2006/main" noChangeAspect="1"/>
-            </wp:cNvGraphicFramePr>
-            <a:graphic xmlns:a="http://schemas.openxmlformats.org/drawingml/2006/main">
-              <a:graphicData uri="http://schemas.openxmlformats.org/drawingml/2006/picture">
-                <pic:pic xmlns:pic="http://schemas.openxmlformats.org/drawingml/2006/picture">
-                  <pic:nvPicPr>
-                    <pic:cNvPr id="612666242" name="Picture 612666242"/>
-                    <pic:cNvPicPr/>
-                  </pic:nvPicPr>
-                  <pic:blipFill>
-                    <a:blip r:embed="rId8">
-                      <a:extLst>
-                        <a:ext uri="{28A0092B-C50C-407E-A947-70E740481C1C}">
-                          <a14:useLocalDpi xmlns:a14="http://schemas.microsoft.com/office/drawing/2010/main" val="0"/>
-                        </a:ext>
-                      </a:extLst>
-                    </a:blip>
-                    <a:stretch>
-                      <a:fillRect/>
-                    </a:stretch>
-                  </pic:blipFill>
-                  <pic:spPr>
-                    <a:xfrm>
-                      <a:off x="0" y="0"/>
-                      <a:ext cx="5731510" cy="689610"/>
-                    </a:xfrm>
-                    <a:prstGeom prst="rect">
-                      <a:avLst/>
-                    </a:prstGeom>
-                  </pic:spPr>
-                </pic:pic>
-              </a:graphicData>
-            </a:graphic>
-          </wp:inline>
-        </w:drawing>
-      </w:r>
-    </w:p>
-    <w:p>
-      <w:pPr>
-        <w:pStyle w:val="ListParagraph"/>
-      </w:pPr>
-      <w:r>
-        <w:t>Due to the lost tracking no voting is possible on that comment any further</w:t>
-      </w:r>
-    </w:p>
-    <w:p>
-      <w:pPr>
-        <w:pStyle w:val="ListParagraph"/>
-      </w:pPr>
-    </w:p>
-    <w:p>
-      <w:pPr>
-        <w:pStyle w:val="ListParagraph"/>
-      </w:pPr>
-      <w:r>
-        <w:t>Same situation for the RESOURCES ( dislike tracking lost after reloading)</w:t>
-      </w:r>
-    </w:p>
-    <w:p/>
-    <w:p>
-      <w:pPr>
-        <w:pStyle w:val="ListParagraph"/>
-        <w:numPr>
-          <w:ilvl w:val="0"/>
-          <w:numId w:val="1"/>
-        </w:numPr>
-      </w:pPr>
-      <w:r>
-        <w:t xml:space="preserve">When you add a resource, if the </w:t>
-      </w:r>
-      <w:proofErr w:type="spellStart"/>
-      <w:r>
-        <w:t>url</w:t>
-      </w:r>
-      <w:proofErr w:type="spellEnd"/>
-      <w:r>
-        <w:t xml:space="preserve"> is invalid the system does not register it and the resource is not added , however no error screen is shown indicating that the </w:t>
-      </w:r>
-      <w:proofErr w:type="spellStart"/>
-      <w:r>
-        <w:t>url</w:t>
-      </w:r>
-      <w:proofErr w:type="spellEnd"/>
-      <w:r>
-        <w:t xml:space="preserve"> is incorrect , the user might not understand it</w:t>
-      </w:r>
-      <w:r>
-        <w:br/>
-      </w:r>
-      <w:r>
-        <w:br/>
         <w:t xml:space="preserve">- if the </w:t>
       </w:r>
       <w:proofErr w:type="spellStart"/>
@@ -392,7 +189,7 @@
                     <pic:cNvPicPr/>
                   </pic:nvPicPr>
                   <pic:blipFill>
-                    <a:blip r:embed="rId9">
+                    <a:blip r:embed="rId6">
                       <a:extLst>
                         <a:ext uri="{28A0092B-C50C-407E-A947-70E740481C1C}">
                           <a14:useLocalDpi xmlns:a14="http://schemas.microsoft.com/office/drawing/2010/main" val="0"/>
@@ -478,7 +275,7 @@
         </w:rPr>
         <w:lastRenderedPageBreak/>
         <w:drawing>
-          <wp:inline distT="0" distB="0" distL="0" distR="0" wp14:anchorId="0F9924D9" wp14:editId="7658713E">
+          <wp:inline distT="0" distB="0" distL="0" distR="0" wp14:anchorId="0F9924D9" wp14:editId="4B4E3D26">
             <wp:extent cx="5070607" cy="4975667"/>
             <wp:effectExtent l="0" t="0" r="0" b="0"/>
             <wp:docPr id="1332281796" name="Picture 15"/>
@@ -493,7 +290,7 @@
                     <pic:cNvPicPr/>
                   </pic:nvPicPr>
                   <pic:blipFill>
-                    <a:blip r:embed="rId10" cstate="print">
+                    <a:blip r:embed="rId7" cstate="print">
                       <a:extLst>
                         <a:ext uri="{28A0092B-C50C-407E-A947-70E740481C1C}">
                           <a14:useLocalDpi xmlns:a14="http://schemas.microsoft.com/office/drawing/2010/main" val="0"/>
